--- a/DOCS_DA_CONVERTIRE/index_es.docx
+++ b/DOCS_DA_CONVERTIRE/index_es.docx
@@ -4,13 +4,91 @@
   <w:body>
     <w:p>
       <w:r xmlns:w="http://schemas.openxmlformats.org/wordprocessingml/2006/main">
-        <w:t xml:space="preserve">Bienvenidos al sitio web sobre Bolonia. </w:t>
-      </w:r>
-      <w:r xmlns:w="http://schemas.openxmlformats.org/wordprocessingml/2006/main">
+        <w:rPr>
+          <w:u w:val="single"/>
+        </w:rPr>
+        <w:t xml:space="preserve">Bienvenido a la página web sobre los pórticos de San Luca en la llanura, que comienzan en Porta Saragozza y terminan en Meloncello. </w:t>
+      </w:r>
+      <w:r xmlns:w="http://schemas.openxmlformats.org/wordprocessingml/2006/main">
+        <w:rPr>
+          <w:u w:val="single"/>
+        </w:rPr>
         <w:br xmlns:w="http://schemas.openxmlformats.org/wordprocessingml/2006/main"/>
       </w:r>
       <w:r xmlns:w="http://schemas.openxmlformats.org/wordprocessingml/2006/main">
-        <w:t xml:space="preserve">Les acompañaré con audio y, para más detalles, pueden leer el texto y las imágenes de la página. Los transportaré al pasado según el lugar donde se detengan. Si encuentran un código QR en el lugar, podrán acceder directamente a una página. Si no tienen un código QR, activen el GPS de su smartphone. En la esquina superior derecha, encontrarán un botón rectangular verde con una lista de lugares de interés cercanos. Al seleccionar un elemento de la lista, se abrirá la página correspondiente. En la esquina superior izquierda, tres líneas horizontales ofrecen una lista completa de los lugares documentados en el sitio.</w:t>
+        <w:rPr>
+          <w:u w:val="single"/>
+        </w:rPr>
+        <w:t xml:space="preserve">Te acompañaré con una audioguía; para más detalles, puedes leer el texto </w:t>
+      </w:r>
+      <w:r xmlns:w="http://schemas.openxmlformats.org/wordprocessingml/2006/main">
+        <w:rPr>
+          <w:u w:val="single"/>
+        </w:rPr>
+        <w:t xml:space="preserve">y las imágenes en la página. </w:t>
+      </w:r>
+      <w:r xmlns:w="http://schemas.openxmlformats.org/wordprocessingml/2006/main">
+        <w:rPr>
+          <w:u w:val="single"/>
+        </w:rPr>
+        <w:br xmlns:w="http://schemas.openxmlformats.org/wordprocessingml/2006/main"/>
+      </w:r>
+      <w:r xmlns:w="http://schemas.openxmlformats.org/wordprocessingml/2006/main">
+        <w:rPr>
+          <w:u w:val="single"/>
+        </w:rPr>
+        <w:t xml:space="preserve">Al caminar bajo los pórticos, en el lado que da a Via Saragozza, notarás la estructura de soporte que conecta las columnas arqueadas. Cada arco está numerado con una placa ubicada en la parte superior, frente a la columna. </w:t>
+      </w:r>
+      <w:r xmlns:w="http://schemas.openxmlformats.org/wordprocessingml/2006/main">
+        <w:rPr>
+          <w:u w:val="single"/>
+        </w:rPr>
+        <w:br xmlns:w="http://schemas.openxmlformats.org/wordprocessingml/2006/main"/>
+      </w:r>
+      <w:r xmlns:w="http://schemas.openxmlformats.org/wordprocessingml/2006/main">
+        <w:rPr>
+          <w:u w:val="single"/>
+        </w:rPr>
+        <w:t xml:space="preserve">Hay aproximadamente 300 arcos en la sección llana, pero solo unos treinta son de interés. </w:t>
+      </w:r>
+      <w:r xmlns:w="http://schemas.openxmlformats.org/wordprocessingml/2006/main">
+        <w:rPr>
+          <w:u w:val="single"/>
+        </w:rPr>
+        <w:br xmlns:w="http://schemas.openxmlformats.org/wordprocessingml/2006/main"/>
+      </w:r>
+      <w:r xmlns:w="http://schemas.openxmlformats.org/wordprocessingml/2006/main">
+        <w:rPr>
+          <w:u w:val="single"/>
+        </w:rPr>
+        <w:t xml:space="preserve">Si te mantienes en el lado que da a la calle y activas el GPS en tu smartphone, la aplicación mostrará una lista de arcos de interés cercanos pulsando el botón rectangular verde en la esquina superior derecha. </w:t>
+      </w:r>
+      <w:r xmlns:w="http://schemas.openxmlformats.org/wordprocessingml/2006/main">
+        <w:rPr>
+          <w:u w:val="single"/>
+        </w:rPr>
+        <w:br xmlns:w="http://schemas.openxmlformats.org/wordprocessingml/2006/main"/>
+      </w:r>
+      <w:r xmlns:w="http://schemas.openxmlformats.org/wordprocessingml/2006/main">
+        <w:rPr>
+          <w:u w:val="single"/>
+        </w:rPr>
+        <w:t xml:space="preserve">Al seleccionar un elemento de la lista, se abrirá la página correspondiente a esa ubicación. Para escuchar un breve audio sobre el punto de interés, pulsa el botón azul. </w:t>
+      </w:r>
+      <w:r xmlns:w="http://schemas.openxmlformats.org/wordprocessingml/2006/main">
+        <w:rPr>
+          <w:u w:val="single"/>
+        </w:rPr>
+        <w:br xmlns:w="http://schemas.openxmlformats.org/wordprocessingml/2006/main"/>
+      </w:r>
+      <w:r xmlns:w="http://schemas.openxmlformats.org/wordprocessingml/2006/main">
+        <w:rPr>
+          <w:u w:val="single"/>
+        </w:rPr>
+        <w:t xml:space="preserve">En la esquina superior izquierda hay tres líneas horizontales que te muestran la lista completa de lugares documentados en el sitio. ¡Disfruta del paseo </w:t>
+      </w:r>
+      <w:r xmlns:w="http://schemas.openxmlformats.org/wordprocessingml/2006/main">
+        <w:t xml:space="preserve">!</w:t>
       </w:r>
     </w:p>
     <w:p/>
@@ -627,6 +705,7 @@
   <w:style w:type="character" w:default="1" w:styleId="Carpredefinitoparagrafo">
     <w:name w:val="Default Paragraph Font"/>
     <w:uiPriority w:val="1"/>
+    <w:semiHidden/>
     <w:unhideWhenUsed/>
   </w:style>
   <w:style w:type="table" w:default="1" w:styleId="Tabellanormale">

--- a/DOCS_DA_CONVERTIRE/index_es.docx
+++ b/DOCS_DA_CONVERTIRE/index_es.docx
@@ -3,92 +3,46 @@
 <w:document xmlns:wpc="http://schemas.microsoft.com/office/word/2010/wordprocessingCanvas" xmlns:cx="http://schemas.microsoft.com/office/drawing/2014/chartex" xmlns:cx1="http://schemas.microsoft.com/office/drawing/2015/9/8/chartex" xmlns:cx2="http://schemas.microsoft.com/office/drawing/2015/10/21/chartex" xmlns:cx3="http://schemas.microsoft.com/office/drawing/2016/5/9/chartex" xmlns:cx4="http://schemas.microsoft.com/office/drawing/2016/5/10/chartex" xmlns:cx5="http://schemas.microsoft.com/office/drawing/2016/5/11/chartex" xmlns:cx6="http://schemas.microsoft.com/office/drawing/2016/5/12/chartex" xmlns:cx7="http://schemas.microsoft.com/office/drawing/2016/5/13/chartex" xmlns:cx8="http://schemas.microsoft.com/office/drawing/2016/5/14/chartex" xmlns:mc="http://schemas.openxmlformats.org/markup-compatibility/2006" xmlns:aink="http://schemas.microsoft.com/office/drawing/2016/ink" xmlns:am3d="http://schemas.microsoft.com/office/drawing/2017/model3d" xmlns:o="urn:schemas-microsoft-com:office:office" xmlns:oel="http://schemas.microsoft.com/office/2019/extlst" xmlns:r="http://schemas.openxmlformats.org/officeDocument/2006/relationships" xmlns:m="http://schemas.openxmlformats.org/officeDocument/2006/math" xmlns:v="urn:schemas-microsoft-com:vml" xmlns:wp14="http://schemas.microsoft.com/office/word/2010/wordprocessingDrawing" xmlns:wp="http://schemas.openxmlformats.org/drawingml/2006/wordprocessingDrawing" xmlns:w10="urn:schemas-microsoft-com:office:word" xmlns:w="http://schemas.openxmlformats.org/wordprocessingml/2006/main" xmlns:w14="http://schemas.microsoft.com/office/word/2010/wordml" xmlns:w15="http://schemas.microsoft.com/office/word/2012/wordml" xmlns:w16cex="http://schemas.microsoft.com/office/word/2018/wordml/cex" xmlns:w16cid="http://schemas.microsoft.com/office/word/2016/wordml/cid" xmlns:w16="http://schemas.microsoft.com/office/word/2018/wordml" xmlns:w16du="http://schemas.microsoft.com/office/word/2023/wordml/word16du" xmlns:w16sdtdh="http://schemas.microsoft.com/office/word/2020/wordml/sdtdatahash" xmlns:w16sdtfl="http://schemas.microsoft.com/office/word/2024/wordml/sdtformatlock" xmlns:w16se="http://schemas.microsoft.com/office/word/2015/wordml/symex" xmlns:wpg="http://schemas.microsoft.com/office/word/2010/wordprocessingGroup" xmlns:wpi="http://schemas.microsoft.com/office/word/2010/wordprocessingInk" xmlns:wne="http://schemas.microsoft.com/office/word/2006/wordml" xmlns:wps="http://schemas.microsoft.com/office/word/2010/wordprocessingShape" mc:Ignorable="w14 w15 w16se w16cid w16 w16cex w16sdtdh w16sdtfl w16du wp14">
   <w:body>
     <w:p>
-      <w:r xmlns:w="http://schemas.openxmlformats.org/wordprocessingml/2006/main">
-        <w:rPr>
-          <w:u w:val="single"/>
-        </w:rPr>
+      <w:r>
         <w:t xml:space="preserve">Bienvenido a la página web sobre los pórticos de San Luca en la llanura, que comienzan en Porta Saragozza y terminan en Meloncello. </w:t>
       </w:r>
-      <w:r xmlns:w="http://schemas.openxmlformats.org/wordprocessingml/2006/main">
-        <w:rPr>
-          <w:u w:val="single"/>
-        </w:rPr>
-        <w:br xmlns:w="http://schemas.openxmlformats.org/wordprocessingml/2006/main"/>
-      </w:r>
-      <w:r xmlns:w="http://schemas.openxmlformats.org/wordprocessingml/2006/main">
-        <w:rPr>
-          <w:u w:val="single"/>
-        </w:rPr>
+      <w:r>
+        <w:br/>
         <w:t xml:space="preserve">Te acompañaré con una audioguía; para más detalles, puedes leer el texto </w:t>
       </w:r>
-      <w:r xmlns:w="http://schemas.openxmlformats.org/wordprocessingml/2006/main">
-        <w:rPr>
-          <w:u w:val="single"/>
-        </w:rPr>
+      <w:r>
         <w:t xml:space="preserve">y las imágenes en la página. </w:t>
       </w:r>
-      <w:r xmlns:w="http://schemas.openxmlformats.org/wordprocessingml/2006/main">
-        <w:rPr>
-          <w:u w:val="single"/>
-        </w:rPr>
-        <w:br xmlns:w="http://schemas.openxmlformats.org/wordprocessingml/2006/main"/>
+      <w:r>
+        <w:br/>
       </w:r>
-      <w:r xmlns:w="http://schemas.openxmlformats.org/wordprocessingml/2006/main">
-        <w:rPr>
-          <w:u w:val="single"/>
-        </w:rPr>
+      <w:r>
         <w:t xml:space="preserve">Al caminar bajo los pórticos, en el lado que da a Via Saragozza, notarás la estructura de soporte que conecta las columnas arqueadas. Cada arco está numerado con una placa ubicada en la parte superior, frente a la columna. </w:t>
       </w:r>
-      <w:r xmlns:w="http://schemas.openxmlformats.org/wordprocessingml/2006/main">
-        <w:rPr>
-          <w:u w:val="single"/>
-        </w:rPr>
-        <w:br xmlns:w="http://schemas.openxmlformats.org/wordprocessingml/2006/main"/>
+      <w:r>
+        <w:br/>
       </w:r>
-      <w:r xmlns:w="http://schemas.openxmlformats.org/wordprocessingml/2006/main">
-        <w:rPr>
-          <w:u w:val="single"/>
-        </w:rPr>
+      <w:r>
         <w:t xml:space="preserve">Hay aproximadamente 300 arcos en la sección llana, pero solo unos treinta son de interés. </w:t>
       </w:r>
-      <w:r xmlns:w="http://schemas.openxmlformats.org/wordprocessingml/2006/main">
-        <w:rPr>
-          <w:u w:val="single"/>
-        </w:rPr>
-        <w:br xmlns:w="http://schemas.openxmlformats.org/wordprocessingml/2006/main"/>
+      <w:r>
+        <w:br/>
       </w:r>
-      <w:r xmlns:w="http://schemas.openxmlformats.org/wordprocessingml/2006/main">
-        <w:rPr>
-          <w:u w:val="single"/>
-        </w:rPr>
+      <w:r>
         <w:t xml:space="preserve">Si te mantienes en el lado que da a la calle y activas el GPS en tu smartphone, la aplicación mostrará una lista de arcos de interés cercanos pulsando el botón rectangular verde en la esquina superior derecha. </w:t>
       </w:r>
-      <w:r xmlns:w="http://schemas.openxmlformats.org/wordprocessingml/2006/main">
-        <w:rPr>
-          <w:u w:val="single"/>
-        </w:rPr>
-        <w:br xmlns:w="http://schemas.openxmlformats.org/wordprocessingml/2006/main"/>
-      </w:r>
-      <w:r xmlns:w="http://schemas.openxmlformats.org/wordprocessingml/2006/main">
-        <w:rPr>
-          <w:u w:val="single"/>
-        </w:rPr>
+      <w:r>
+        <w:br/>
         <w:t xml:space="preserve">Al seleccionar un elemento de la lista, se abrirá la página correspondiente a esa ubicación. Para escuchar un breve audio sobre el punto de interés, pulsa el botón azul. </w:t>
       </w:r>
-      <w:r xmlns:w="http://schemas.openxmlformats.org/wordprocessingml/2006/main">
-        <w:rPr>
-          <w:u w:val="single"/>
-        </w:rPr>
-        <w:br xmlns:w="http://schemas.openxmlformats.org/wordprocessingml/2006/main"/>
+      <w:r>
+        <w:br/>
       </w:r>
-      <w:r xmlns:w="http://schemas.openxmlformats.org/wordprocessingml/2006/main">
-        <w:rPr>
-          <w:u w:val="single"/>
-        </w:rPr>
+      <w:r>
         <w:t xml:space="preserve">En la esquina superior izquierda hay tres líneas horizontales que te muestran la lista completa de lugares documentados en el sitio. ¡Disfruta del paseo </w:t>
       </w:r>
-      <w:r xmlns:w="http://schemas.openxmlformats.org/wordprocessingml/2006/main">
-        <w:t xml:space="preserve">!</w:t>
+      <w:r>
+        <w:t>!</w:t>
       </w:r>
     </w:p>
     <w:p/>
